--- a/bc-therapy-beauty-salon/docs/quote.docx
+++ b/bc-therapy-beauty-salon/docs/quote.docx
@@ -196,7 +196,414 @@
           <w:sz w:val="26"/>
           <w:szCs w:val="26"/>
         </w:rPr>
-        <w:t xml:space="preserve">Recommended path — The Foundation, R16,500</w:t>
+        <w:t xml:space="preserve">Two ways to start — pick the one that fits</w:t>
+      </w:r>
+    </w:p>
+    <w:p>
+      <w:pPr>
+        <w:spacing w:after="100"/>
+      </w:pPr>
+      <w:r>
+        <w:rPr>
+          <w:sz w:val="21"/>
+          <w:szCs w:val="21"/>
+        </w:rPr>
+        <w:t xml:space="preserve">Most owners we meet don't need to decide </w:t>
+      </w:r>
+      <w:r>
+        <w:rPr>
+          <w:i/>
+          <w:iCs/>
+          <w:sz w:val="21"/>
+          <w:szCs w:val="21"/>
+        </w:rPr>
+        <w:t xml:space="preserve">whether</w:t>
+      </w:r>
+      <w:r>
+        <w:rPr>
+          <w:sz w:val="21"/>
+          <w:szCs w:val="21"/>
+        </w:rPr>
+        <w:t xml:space="preserve"> to have a site — just </w:t>
+      </w:r>
+      <w:r>
+        <w:rPr>
+          <w:i/>
+          <w:iCs/>
+          <w:sz w:val="21"/>
+          <w:szCs w:val="21"/>
+        </w:rPr>
+        <w:t xml:space="preserve">which</w:t>
+      </w:r>
+      <w:r>
+        <w:rPr>
+          <w:sz w:val="21"/>
+          <w:szCs w:val="21"/>
+        </w:rPr>
+        <w:t xml:space="preserve"> version to start with. Both options below are the demo you've already seen; they differ in depth, not quality.</w:t>
+      </w:r>
+    </w:p>
+    <w:p>
+      <w:pPr>
+        <w:pStyle w:val="Heading3"/>
+        <w:spacing w:after="60" w:before="160"/>
+      </w:pPr>
+      <w:r>
+        <w:rPr>
+          <w:b/>
+          <w:bCs/>
+          <w:color w:val="1C1A17"/>
+          <w:sz w:val="22"/>
+          <w:szCs w:val="22"/>
+        </w:rPr>
+        <w:t xml:space="preserve">Option A — The Signpost · R4,500 once-off</w:t>
+      </w:r>
+    </w:p>
+    <w:p>
+      <w:pPr>
+        <w:spacing w:after="100"/>
+      </w:pPr>
+      <w:r>
+        <w:rPr>
+          <w:sz w:val="21"/>
+          <w:szCs w:val="21"/>
+        </w:rPr>
+        <w:t xml:space="preserve">The demo cut down to one premium scrolling page: hero, treatment menu, gallery strip, hours-to-confirm, click-to-call + WhatsApp, Google Maps + Navigate, and a lead-capture form. Live in about a week.</w:t>
+      </w:r>
+    </w:p>
+    <w:p>
+      <w:pPr>
+        <w:spacing w:after="100"/>
+      </w:pPr>
+      <w:r>
+        <w:rPr>
+          <w:sz w:val="21"/>
+          <w:szCs w:val="21"/>
+        </w:rPr>
+        <w:t xml:space="preserve">Add-ons that fit (optional, any time):</w:t>
+      </w:r>
+    </w:p>
+    <w:p>
+      <w:pPr>
+        <w:pStyle w:val="ListParagraph"/>
+        <w:numPr>
+          <w:ilvl w:val="0"/>
+          <w:numId w:val="2"/>
+        </w:numPr>
+        <w:spacing w:after="40"/>
+      </w:pPr>
+      <w:r>
+        <w:rPr>
+          <w:b/>
+          <w:bCs/>
+          <w:sz w:val="21"/>
+          <w:szCs w:val="21"/>
+        </w:rPr>
+        <w:t xml:space="preserve">Booking/calendar integration — R3,600</w:t>
+      </w:r>
+      <w:r>
+        <w:rPr>
+          <w:sz w:val="21"/>
+          <w:szCs w:val="21"/>
+        </w:rPr>
+        <w:t xml:space="preserve"> — real online booking instead of "message to book"; the demo's chatbot already primes for it.</w:t>
+      </w:r>
+    </w:p>
+    <w:p>
+      <w:pPr>
+        <w:pStyle w:val="ListParagraph"/>
+        <w:numPr>
+          <w:ilvl w:val="0"/>
+          <w:numId w:val="2"/>
+        </w:numPr>
+        <w:spacing w:after="40"/>
+      </w:pPr>
+      <w:r>
+        <w:rPr>
+          <w:b/>
+          <w:bCs/>
+          <w:sz w:val="21"/>
+          <w:szCs w:val="21"/>
+        </w:rPr>
+        <w:t xml:space="preserve">WhatsApp automation — R6,500 setup</w:t>
+      </w:r>
+      <w:r>
+        <w:rPr>
+          <w:sz w:val="21"/>
+          <w:szCs w:val="21"/>
+        </w:rPr>
+        <w:t xml:space="preserve"> — auto-replies, FAQ handling and lead capture on WhatsApp Business.</w:t>
+      </w:r>
+    </w:p>
+    <w:p>
+      <w:pPr>
+        <w:pStyle w:val="ListParagraph"/>
+        <w:numPr>
+          <w:ilvl w:val="0"/>
+          <w:numId w:val="2"/>
+        </w:numPr>
+        <w:spacing w:after="40"/>
+      </w:pPr>
+      <w:r>
+        <w:rPr>
+          <w:b/>
+          <w:bCs/>
+          <w:sz w:val="21"/>
+          <w:szCs w:val="21"/>
+        </w:rPr>
+        <w:t xml:space="preserve">Specials hero banner — R1,400</w:t>
+      </w:r>
+      <w:r>
+        <w:rPr>
+          <w:sz w:val="21"/>
+          <w:szCs w:val="21"/>
+        </w:rPr>
+        <w:t xml:space="preserve"> (priced as an additional page-section) — a promo banner on the landing page you can update for monthly specials.</w:t>
+      </w:r>
+    </w:p>
+    <w:p>
+      <w:pPr>
+        <w:pStyle w:val="Heading3"/>
+        <w:spacing w:after="60" w:before="160"/>
+      </w:pPr>
+      <w:r>
+        <w:rPr>
+          <w:b/>
+          <w:bCs/>
+          <w:color w:val="1C1A17"/>
+          <w:sz w:val="22"/>
+          <w:szCs w:val="22"/>
+        </w:rPr>
+        <w:t xml:space="preserve">Option B — The Foundation · R16,500 once-off</w:t>
+      </w:r>
+    </w:p>
+    <w:p>
+      <w:pPr>
+        <w:spacing w:after="100"/>
+      </w:pPr>
+      <w:r>
+        <w:rPr>
+          <w:sz w:val="21"/>
+          <w:szCs w:val="21"/>
+        </w:rPr>
+        <w:t xml:space="preserve">The full demo as seen — up to 5 pages, signature motion, the hair-care Journal, on-page SEO, hosting + domain + deployment handled, 2 revision rounds.</w:t>
+      </w:r>
+    </w:p>
+    <w:p>
+      <w:pPr>
+        <w:spacing w:after="100"/>
+      </w:pPr>
+      <w:r>
+        <w:rPr>
+          <w:sz w:val="21"/>
+          <w:szCs w:val="21"/>
+        </w:rPr>
+        <w:t xml:space="preserve">Add-ons that fit (optional, any time):</w:t>
+      </w:r>
+    </w:p>
+    <w:p>
+      <w:pPr>
+        <w:pStyle w:val="ListParagraph"/>
+        <w:numPr>
+          <w:ilvl w:val="0"/>
+          <w:numId w:val="2"/>
+        </w:numPr>
+        <w:spacing w:after="40"/>
+      </w:pPr>
+      <w:r>
+        <w:rPr>
+          <w:b/>
+          <w:bCs/>
+          <w:sz w:val="21"/>
+          <w:szCs w:val="21"/>
+        </w:rPr>
+        <w:t xml:space="preserve">Booking/calendar integration — R3,600</w:t>
+      </w:r>
+      <w:r>
+        <w:rPr>
+          <w:sz w:val="21"/>
+          <w:szCs w:val="21"/>
+        </w:rPr>
+        <w:t xml:space="preserve"> — real online booking instead of "message to book"; the demo's chatbot already primes for it.</w:t>
+      </w:r>
+    </w:p>
+    <w:p>
+      <w:pPr>
+        <w:pStyle w:val="ListParagraph"/>
+        <w:numPr>
+          <w:ilvl w:val="0"/>
+          <w:numId w:val="2"/>
+        </w:numPr>
+        <w:spacing w:after="40"/>
+      </w:pPr>
+      <w:r>
+        <w:rPr>
+          <w:b/>
+          <w:bCs/>
+          <w:sz w:val="21"/>
+          <w:szCs w:val="21"/>
+        </w:rPr>
+        <w:t xml:space="preserve">WhatsApp automation — R6,500 setup</w:t>
+      </w:r>
+      <w:r>
+        <w:rPr>
+          <w:sz w:val="21"/>
+          <w:szCs w:val="21"/>
+        </w:rPr>
+        <w:t xml:space="preserve"> — auto-replies, FAQ handling and lead capture on WhatsApp Business.</w:t>
+      </w:r>
+    </w:p>
+    <w:p>
+      <w:pPr>
+        <w:pStyle w:val="ListParagraph"/>
+        <w:numPr>
+          <w:ilvl w:val="0"/>
+          <w:numId w:val="2"/>
+        </w:numPr>
+        <w:spacing w:after="40"/>
+      </w:pPr>
+      <w:r>
+        <w:rPr>
+          <w:b/>
+          <w:bCs/>
+          <w:sz w:val="21"/>
+          <w:szCs w:val="21"/>
+        </w:rPr>
+        <w:t xml:space="preserve">Specials hero banner — R1,400</w:t>
+      </w:r>
+      <w:r>
+        <w:rPr>
+          <w:sz w:val="21"/>
+          <w:szCs w:val="21"/>
+        </w:rPr>
+        <w:t xml:space="preserve"> — rotating promo banner on the landing page for monthly specials.</w:t>
+      </w:r>
+    </w:p>
+    <w:p>
+      <w:pPr>
+        <w:pStyle w:val="ListParagraph"/>
+        <w:numPr>
+          <w:ilvl w:val="0"/>
+          <w:numId w:val="2"/>
+        </w:numPr>
+        <w:spacing w:after="40"/>
+      </w:pPr>
+      <w:r>
+        <w:rPr>
+          <w:b/>
+          <w:bCs/>
+          <w:sz w:val="21"/>
+          <w:szCs w:val="21"/>
+        </w:rPr>
+        <w:t xml:space="preserve">Online shop — from R55,000 (The Landmark) for a full store</w:t>
+      </w:r>
+      <w:r>
+        <w:rPr>
+          <w:sz w:val="21"/>
+          <w:szCs w:val="21"/>
+        </w:rPr>
+        <w:t xml:space="preserve">, or the light path: </w:t>
+      </w:r>
+      <w:r>
+        <w:rPr>
+          <w:b/>
+          <w:bCs/>
+          <w:sz w:val="21"/>
+          <w:szCs w:val="21"/>
+        </w:rPr>
+        <w:t xml:space="preserve">payment gateway integration R3,200 + a products page R1,400</w:t>
+      </w:r>
+      <w:r>
+        <w:rPr>
+          <w:sz w:val="21"/>
+          <w:szCs w:val="21"/>
+        </w:rPr>
+        <w:t xml:space="preserve"> to sell retail (products, vouchers) without a full e-commerce build. Natural upsell once the site is live.</w:t>
+      </w:r>
+    </w:p>
+    <w:p>
+      <w:pPr>
+        <w:pStyle w:val="ListParagraph"/>
+        <w:numPr>
+          <w:ilvl w:val="0"/>
+          <w:numId w:val="2"/>
+        </w:numPr>
+        <w:spacing w:after="40"/>
+      </w:pPr>
+      <w:r>
+        <w:rPr>
+          <w:b/>
+          <w:bCs/>
+          <w:sz w:val="21"/>
+          <w:szCs w:val="21"/>
+        </w:rPr>
+        <w:t xml:space="preserve">SEO Launch setup — R4,500 once.</w:t>
+      </w:r>
+    </w:p>
+    <w:p>
+      <w:pPr>
+        <w:spacing w:after="100"/>
+      </w:pPr>
+      <w:r>
+        <w:rPr>
+          <w:sz w:val="21"/>
+          <w:szCs w:val="21"/>
+        </w:rPr>
+        <w:t xml:space="preserve">Both options include a care plan from </w:t>
+      </w:r>
+      <w:r>
+        <w:rPr>
+          <w:b/>
+          <w:bCs/>
+          <w:sz w:val="21"/>
+          <w:szCs w:val="21"/>
+        </w:rPr>
+        <w:t xml:space="preserve">Essential R450 pm</w:t>
+      </w:r>
+      <w:r>
+        <w:rPr>
+          <w:sz w:val="21"/>
+          <w:szCs w:val="21"/>
+        </w:rPr>
+        <w:t xml:space="preserve"> (hosting, SSL, backups, uptime, security, 30 min of changes/month). Everything can move from A to B later — nothing is thrown away.</w:t>
+      </w:r>
+    </w:p>
+    <w:p>
+      <w:pPr>
+        <w:spacing w:after="100"/>
+      </w:pPr>
+      <w:r>
+        <w:rPr>
+          <w:i/>
+          <w:iCs/>
+          <w:sz w:val="21"/>
+          <w:szCs w:val="21"/>
+        </w:rPr>
+        <w:t xml:space="preserve">Sales note (internal): Salons buy visually — lead with the demo on the owner's phone, then present A and B side by side. The specials banner and shop are upsells that come up naturally in the conversation; price them, don't push them.</w:t>
+      </w:r>
+    </w:p>
+    <w:p>
+      <w:pPr>
+        <w:pBdr>
+          <w:bottom w:val="single" w:color="CCCCCC" w:sz="4"/>
+        </w:pBdr>
+        <w:spacing w:after="120"/>
+      </w:pPr>
+    </w:p>
+    <w:p>
+      <w:pPr>
+        <w:pStyle w:val="Heading2"/>
+        <w:spacing w:after="100" w:before="240"/>
+      </w:pPr>
+      <w:r>
+        <w:rPr>
+          <w:b/>
+          <w:bCs/>
+          <w:color w:val="0E3F3A"/>
+          <w:sz w:val="26"/>
+          <w:szCs w:val="26"/>
+        </w:rPr>
+        <w:t xml:space="preserve">Our recommendation between the two — The Foundation, R16,500</w:t>
       </w:r>
     </w:p>
     <w:p>
